--- a/rapports/16_02_2026/BALDE/coh_EQ35_sup_101201010011.docx
+++ b/rapports/16_02_2026/BALDE/coh_EQ35_sup_101201010011.docx
@@ -25,7 +25,7 @@
         <w:br/>
         <w:t>Grappe: 101201010011</w:t>
         <w:br/>
-        <w:t>Date: 16/02/2026 a 12:41</w:t>
+        <w:t>Date: 16/02/2026 a 12:58</w:t>
       </w:r>
     </w:p>
     <w:p/>

--- a/rapports/16_02_2026/BALDE/coh_EQ35_sup_101201010011.docx
+++ b/rapports/16_02_2026/BALDE/coh_EQ35_sup_101201010011.docx
@@ -25,7 +25,7 @@
         <w:br/>
         <w:t>Grappe: 101201010011</w:t>
         <w:br/>
-        <w:t>Date: 16/02/2026 a 12:58</w:t>
+        <w:t>Date: 16/02/2026 a 13:05</w:t>
       </w:r>
     </w:p>
     <w:p/>
@@ -487,7 +487,7 @@
           </w:tcPr>
           <w:p>
             <w:r>
-              <w:t>Section3</w:t>
+              <w:t>Section12</w:t>
             </w:r>
           </w:p>
         </w:tc>
@@ -497,7 +497,7 @@
           </w:tcPr>
           <w:p>
             <w:r>
-              <w:t>Sante</w:t>
+              <w:t>Actifs du menage</w:t>
             </w:r>
           </w:p>
         </w:tc>
@@ -507,7 +507,7 @@
           </w:tcPr>
           <w:p>
             <w:r>
-              <w:t>6</w:t>
+              <w:t>7</w:t>
             </w:r>
           </w:p>
         </w:tc>
@@ -941,7 +941,7 @@
         <w:rPr>
           <w:sz w:val="20"/>
         </w:rPr>
-        <w:t>- La dernière fois que vous avez acheté Beignets de farine de boulangerie est à l’école et semble exister dans les modalités, prière de prendre attache avec le QG pour plus d'explication afin de la classer bien.  La dernière fois que vous avez acheté Beignets de maïs, mil, haricot est à l’école et semble exister dans les modalités, prière de prendre attache avec le QG pour plus d'explication afin de la classer bien.  La dernière fois que vous avez acheté Lait caillé est maison voisine et semble exister dans les modalités, prière de prendre attache avec le QG pour plus d'explication afin de la classer bien. Attention ! Le prix unitaire d'achat (300 Fcfa) de Sucre en poudre  en Kg (taille unique) est relativement faible par rapport aux autres prix observés dans cette zone. Prière de corriger ou de confirmer avec le QG. Avertissement!! le prix unitaire (100 Fcfa) de Thé en sachet (unité: Sachets) de taille Petit est très faible ou élevé. Prière de corriger ou de confirmer avec le QG. Incohérence!! Dans ce ménage, chaque individus consomme par jour 2.591837 Kg  de cereale; Prière de revoir les quantités prises de ces produits. Incohérence!! Dans ce ménage, chaque individus consomme par jour 2.591837 Kg  de cereale; Prière de revoir les quantités prises de ces produits. Incohérence!! Dans ce ménage, chaque individus consomme par jour 2.591837 Kg  de cereale; Prière de revoir les quantités prises de ces produits.</w:t>
+        <w:t>- La dernière fois que vous avez acheté Beignets de farine de boulangerie est à l’école et semble exister dans les modalités, prière de prendre attache avec le QG pour plus d'explication afin de la classer bien.  La dernière fois que vous avez acheté Beignets de maïs, mil, haricot est à l’école et semble exister dans les modalités, prière de prendre attache avec le QG pour plus d'explication afin de la classer bien.  La dernière fois que vous avez acheté Lait caillé est maison voisine et semble exister dans les modalités, prière de prendre attache avec le QG pour plus d'explication afin de la classer bien. Attention ! Le prix unitaire d'achat (300 Fcfa) de Sucre en poudre  en Kg (taille unique) est relativement faible par rapport aux autres prix observés dans cette zone. Prière de corriger ou de confirmer avec le QG. Avertissement!! le prix unitaire (100 Fcfa) de Thé en sachet (unité: Sachets) de taille Petit est très faible ou élevé. Prière de corriger ou de confirmer avec le QG. Incohérence!! Dans ce ménage, chaque individus consomme par jour 2.816326 Kg  de cereale; Prière de revoir les quantités prises de ces produits. Incohérence!! Dans ce ménage, chaque individus consomme par jour 2.816326 Kg  de cereale; Prière de revoir les quantités prises de ces produits. Incohérence!! Dans ce ménage, chaque individus consomme par jour 2.816326 Kg  de cereale; Prière de revoir les quantités prises de ces produits.</w:t>
       </w:r>
     </w:p>
     <w:p>
@@ -1645,7 +1645,7 @@
         <w:rPr>
           <w:sz w:val="20"/>
         </w:rPr>
-        <w:t>- Attention ! Le prix unitaire d'achat (100 Fcfa) de Lait caillé en cup/gobelet (Petit) est relativement élevé par rapport aux autres prix observés dans cette zone. Prière de corriger ou de confirmer avec le QG. Attention ! Le prix unitaire d'achat (1000 Fcfa) de Capitaine frais en Tas (Moyen) est relativement élevé par rapport aux autres prix observés dans cette zone. Prière de corriger ou de confirmer avec le QG. Attention ! Le prix unitaire d'achat (175 Fcfa) de Sucre en poudre  en Sachets (Petit) est relativement élevé par rapport aux autres prix observés dans cette zone. Prière de corriger ou de confirmer avec le QG. Attention ! Le prix unitaire d'achat (25 Fcfa) de Piment séché en Sachets (Petit) est relativement faible par rapport aux autres prix observés dans cette zone. Prière de corriger ou de confirmer avec le QG. Attention ! Le prix unitaire d'achat (25 Fcfa) de Poivre en Sachets (Petit) est relativement faible par rapport aux autres prix observés dans cette zone. Prière de corriger ou de confirmer avec le QG. Attention ! Le prix unitaire d'achat (25 Fcfa) de Vinaigre de vin en Sachets (Petit) est relativement faible par rapport aux autres prix observés dans cette zone. Prière de corriger ou de confirmer avec le QG. Avertissement!!! Le ménage a consommé 3 Paquet Petit de Thé en sachet, cette quantité semble anormale pour une consommation des 7 derniers jours.Prière de corriger ou de confirmer avec le QG. Avertissement!! le prix unitaire (100 Fcfa) de Thé en sachet (unité: Paquet) de taille Petit est très faible ou élevé. Prière de corriger ou de confirmer avec le QG. Incohérence!! Dans ce ménage, chaque individus consomme par jour .6904762 Kg  de cereale; Prière de revoir les quantités prises de ces produits.</w:t>
+        <w:t>- Attention ! Le prix unitaire d'achat (100 Fcfa) de Lait caillé en cup/gobelet (Petit) est relativement élevé par rapport aux autres prix observés dans cette zone. Prière de corriger ou de confirmer avec le QG. Attention ! Le prix unitaire d'achat (1000 Fcfa) de Capitaine frais en Tas (Moyen) est relativement élevé par rapport aux autres prix observés dans cette zone. Prière de corriger ou de confirmer avec le QG. Attention ! Le prix unitaire d'achat (175 Fcfa) de Sucre en poudre  en Sachets (Petit) est relativement élevé par rapport aux autres prix observés dans cette zone. Prière de corriger ou de confirmer avec le QG. Attention ! Le prix unitaire d'achat (25 Fcfa) de Piment séché en Sachets (Petit) est relativement faible par rapport aux autres prix observés dans cette zone. Prière de corriger ou de confirmer avec le QG. Attention ! Le prix unitaire d'achat (25 Fcfa) de Poivre en Sachets (Petit) est relativement faible par rapport aux autres prix observés dans cette zone. Prière de corriger ou de confirmer avec le QG. Attention ! Le prix unitaire d'achat (25 Fcfa) de Vinaigre de vin en Sachets (Petit) est relativement faible par rapport aux autres prix observés dans cette zone. Prière de corriger ou de confirmer avec le QG. Avertissement!!! Le ménage a consommé 3 Paquet Petit de Thé en sachet, cette quantité semble anormale pour une consommation des 7 derniers jours.Prière de corriger ou de confirmer avec le QG. Avertissement!! le prix unitaire (100 Fcfa) de Thé en sachet (unité: Paquet) de taille Petit est très faible ou élevé. Prière de corriger ou de confirmer avec le QG. Incohérence!! Dans ce ménage, chaque individus consomme par jour 1 Kg  de cereale; Prière de revoir les quantités prises de ces produits.</w:t>
       </w:r>
     </w:p>
     <w:p>
@@ -2885,7 +2885,7 @@
         <w:rPr>
           <w:sz w:val="20"/>
         </w:rPr>
-        <w:t>- La dernière fois que vous avez acheté Beignets de farine de boulangerie est à l’école et semble exister dans les modalités, prière de prendre attache avec le QG pour plus d'explication afin de la classer bien.  La dernière fois que vous avez acheté Beignets de maïs, mil, haricot est à l’école et semble exister dans les modalités, prière de prendre attache avec le QG pour plus d'explication afin de la classer bien.  La dernière fois que vous avez acheté Lait caillé est voisine et semble exister dans les modalités, prière de prendre attache avec le QG pour plus d'explication afin de la classer bien.  La dernière fois que vous avez acheté Taro est à l’école et semble exister dans les modalités, prière de prendre attache avec le QG pour plus d'explication afin de la classer bien. Attention ! Le prix unitaire d'achat (50 Fcfa) de Carotte en Pièce (Moyen) est relativement faible par rapport aux autres prix observés dans cette zone. Prière de corriger ou de confirmer avec le QG. Avertissement!! le prix unitaire (100 Fcfa) de Thé en sachet (unité: Sachets) de taille Petit est très faible ou élevé. Prière de corriger ou de confirmer avec le QG. Avertissement!!! Le ménage a consommé 10 Tas Moyen de Capitaine frais, cette quantité semble anormale pour une consommation des 7 derniers jours.Prière de corriger ou de confirmer avec le QG. Le prix d'achat unitaire (1 Fcfa) de Capitaine frais en Tas de taille Moyen  est invraisemblable, prière de regarder les reponses prises dans les questions s07bq07a s07bq07b s07bq07c s07bq08 pour mieux corriger. Attention ! Le prix unitaire d'achat (1 Fcfa) de Capitaine frais en Tas (Moyen) est relativement faible par rapport aux autres prix observés dans cette zone. Prière de corriger ou de confirmer avec le QG. Incohérence!! Dans ce ménage, chaque individus consomme par jour 1.515873 Kg  de cereale; Prière de revoir les quantités prises de ces produits.</w:t>
+        <w:t>- La dernière fois que vous avez acheté Beignets de farine de boulangerie est à l’école et semble exister dans les modalités, prière de prendre attache avec le QG pour plus d'explication afin de la classer bien.  La dernière fois que vous avez acheté Beignets de maïs, mil, haricot est à l’école et semble exister dans les modalités, prière de prendre attache avec le QG pour plus d'explication afin de la classer bien.  La dernière fois que vous avez acheté Lait caillé est voisine et semble exister dans les modalités, prière de prendre attache avec le QG pour plus d'explication afin de la classer bien.  La dernière fois que vous avez acheté Taro est à l’école et semble exister dans les modalités, prière de prendre attache avec le QG pour plus d'explication afin de la classer bien. Attention ! Le prix unitaire d'achat (50 Fcfa) de Carotte en Pièce (Moyen) est relativement faible par rapport aux autres prix observés dans cette zone. Prière de corriger ou de confirmer avec le QG. Avertissement!! le prix unitaire (100 Fcfa) de Thé en sachet (unité: Sachets) de taille Petit est très faible ou élevé. Prière de corriger ou de confirmer avec le QG. Avertissement!!! Le ménage a consommé 10 Tas Moyen de Capitaine frais, cette quantité semble anormale pour une consommation des 7 derniers jours.Prière de corriger ou de confirmer avec le QG. Le prix d'achat unitaire (1 Fcfa) de Capitaine frais en Tas de taille Moyen  est invraisemblable, prière de regarder les reponses prises dans les questions s07bq07a s07bq07b s07bq07c s07bq08 pour mieux corriger. Attention ! Le prix unitaire d'achat (1 Fcfa) de Capitaine frais en Tas (Moyen) est relativement faible par rapport aux autres prix observés dans cette zone. Prière de corriger ou de confirmer avec le QG. Incohérence!! Dans ce ménage, chaque individus consomme par jour 2.206349 Kg  de cereale; Prière de revoir les quantités prises de ces produits.</w:t>
       </w:r>
     </w:p>
     <w:p>
@@ -3544,7 +3544,7 @@
         <w:rPr>
           <w:sz w:val="20"/>
         </w:rPr>
-        <w:t>- La dernière fois que vous avez acheté Feuilles de  Haricot est Maison voisine et semble exister dans les modalités, prière de prendre attache avec le QG pour plus d'explication afin de la classer bien. Attention ! Le prix unitaire d'achat (100 Fcfa) de Aubergine sauvage  en Pièce (Petit) est relativement élevé par rapport aux autres prix observés dans cette zone. Prière de corriger ou de confirmer avec le QG. Attention ! Le prix unitaire d'achat (300 Fcfa) de Tomate fraîche en Tas (Petit) est relativement élevé par rapport aux autres prix observés dans cette zone. Prière de corriger ou de confirmer avec le QG. Attention ! Le prix unitaire d'achat (700 Fcfa) de Sucre en poudre  en Kg (taille unique) est relativement élevé par rapport aux autres prix observés dans cette zone. Prière de corriger ou de confirmer avec le QG. Attention ! Le prix unitaire d'achat (800 Fcfa) de Mâchoiron séchée (Kon) en Tas (Petit) est relativement élevé par rapport aux autres prix observés dans cette zone. Prière de corriger ou de confirmer avec le QG. Attention ! Soupçons de quantité anormale! Le ménage de Aliou Baldé avec une taille de 7 personnes a consommé 2 Kg en taille unique de Pâte d'arachide qui est relativement élevé comme consommation par rapport à la condition de vie des autres ménages de même taille dans cette zone. Prière de corriger ou de confirmer avec le QG. Avertissement!!! Le ménage a consommé 7 Paquet Petit de Thé en sachet, cette quantité semble anormale pour une consommation des 7 derniers jours.Prière de corriger ou de confirmer avec le QG. Avertissement!! le prix unitaire (100 Fcfa) de Thé en sachet (unité: Paquet) de taille Petit est très faible ou élevé. Prière de corriger ou de confirmer avec le QG. Incohérence!! Dans ce ménage, chaque individus consomme par jour .6428571 Kg  de cereale; Prière de revoir les quantités prises de ces produits. Incohérence!! Dans ce ménage, chaque individus consomme par jour .6428571 Kg  de cereale; Prière de revoir les quantités prises de ces produits.</w:t>
+        <w:t>- La dernière fois que vous avez acheté Feuilles de  Haricot est Maison voisine et semble exister dans les modalités, prière de prendre attache avec le QG pour plus d'explication afin de la classer bien. Attention ! Le prix unitaire d'achat (100 Fcfa) de Aubergine sauvage  en Pièce (Petit) est relativement élevé par rapport aux autres prix observés dans cette zone. Prière de corriger ou de confirmer avec le QG. Attention ! Le prix unitaire d'achat (150 Fcfa) de Capitaine frais en Pièce (Petit) est relativement élevé par rapport aux autres prix observés dans cette zone. Prière de corriger ou de confirmer avec le QG. Attention ! Le prix unitaire d'achat (300 Fcfa) de Tomate fraîche en Tas (Petit) est relativement élevé par rapport aux autres prix observés dans cette zone. Prière de corriger ou de confirmer avec le QG. Attention ! Le prix unitaire d'achat (700 Fcfa) de Sucre en poudre  en Kg (taille unique) est relativement élevé par rapport aux autres prix observés dans cette zone. Prière de corriger ou de confirmer avec le QG. Attention ! Le prix unitaire d'achat (800 Fcfa) de Mâchoiron séchée (Kon) en Tas (Petit) est relativement élevé par rapport aux autres prix observés dans cette zone. Prière de corriger ou de confirmer avec le QG. Attention ! Soupçons de quantité anormale! Le ménage de Aliou Baldé avec une taille de 7 personnes a consommé 2 Kg en taille unique de Pâte d'arachide qui est relativement élevé comme consommation par rapport à la condition de vie des autres ménages de même taille dans cette zone. Prière de corriger ou de confirmer avec le QG. Avertissement!!! Le ménage a consommé 7 Paquet Petit de Thé en sachet, cette quantité semble anormale pour une consommation des 7 derniers jours.Prière de corriger ou de confirmer avec le QG. Avertissement!! le prix unitaire (100 Fcfa) de Thé en sachet (unité: Paquet) de taille Petit est très faible ou élevé. Prière de corriger ou de confirmer avec le QG. Incohérence!! Dans ce ménage, chaque individus consomme par jour .6428571 Kg  de cereale; Prière de revoir les quantités prises de ces produits. Incohérence!! Dans ce ménage, chaque individus consomme par jour .6428571 Kg  de cereale; Prière de revoir les quantités prises de ces produits.</w:t>
       </w:r>
     </w:p>
     <w:p>
@@ -4173,7 +4173,7 @@
         <w:rPr>
           <w:sz w:val="20"/>
         </w:rPr>
-        <w:t>- La dernière fois que vous avez acheté Capitaine frais est Ménage voisin et semble exister dans les modalités, prière de prendre attache avec le QG pour plus d'explication afin de la classer bien.  La dernière fois que vous avez acheté Lait frais de vache est Ménage voisin et semble exister dans les modalités, prière de prendre attache avec le QG pour plus d'explication afin de la classer bien.  La dernière fois que vous avez acheté Poisson frais type 11 est Ménage voisin et semble exister dans les modalités, prière de prendre attache avec le QG pour plus d'explication afin de la classer bien. Attention ! Le prix unitaire d'achat (25 Fcfa) de Poivre en Sachets (Petit) est relativement faible par rapport aux autres prix observés dans cette zone. Prière de corriger ou de confirmer avec le QG. Avertissement!!! Le ménage a consommé 5 Paquet Petit de Thé en sachet, cette quantité semble anormale pour une consommation des 7 derniers jours.Prière de corriger ou de confirmer avec le QG. Incohérence!! Dans ce ménage, chaque individus consomme par jour .7539682 Kg  de cereale; Prière de revoir les quantités prises de ces produits. Incohérence!! Dans ce ménage, chaque individus consomme par jour .7539682 Kg  de cereale; Prière de revoir les quantités prises de ces produits. Incohérence!! Dans ce ménage, chaque individus consomme par jour .7539682 Kg  de cereale; Prière de revoir les quantités prises de ces produits. Le prix d'achat unitaire (200 Fcfa) de Farine de maïs en Kg de taille  taille unique  est très faible, prière de regarder les reponses prises dans les questions s07bq07a s07bq07b s07bq07c s07bq08 pour mieux corriger.</w:t>
+        <w:t>- La dernière fois que vous avez acheté Capitaine frais est Ménage voisin et semble exister dans les modalités, prière de prendre attache avec le QG pour plus d'explication afin de la classer bien.  La dernière fois que vous avez acheté Lait frais de vache est Ménage voisin et semble exister dans les modalités, prière de prendre attache avec le QG pour plus d'explication afin de la classer bien.  La dernière fois que vous avez acheté Poisson frais type 11 est Ménage voisin et semble exister dans les modalités, prière de prendre attache avec le QG pour plus d'explication afin de la classer bien. Attention ! Le prix unitaire d'achat (25 Fcfa) de Poivre en Sachets (Petit) est relativement faible par rapport aux autres prix observés dans cette zone. Prière de corriger ou de confirmer avec le QG. Avertissement!!! Le ménage a consommé 5 Paquet Petit de Thé en sachet, cette quantité semble anormale pour une consommation des 7 derniers jours.Prière de corriger ou de confirmer avec le QG. Incohérence!! Dans ce ménage, chaque individus consomme par jour .8095238 Kg  de cereale; Prière de revoir les quantités prises de ces produits. Incohérence!! Dans ce ménage, chaque individus consomme par jour .8095238 Kg  de cereale; Prière de revoir les quantités prises de ces produits. Incohérence!! Dans ce ménage, chaque individus consomme par jour .8095238 Kg  de cereale; Prière de revoir les quantités prises de ces produits. Le prix d'achat unitaire (200 Fcfa) de Farine de maïs en Kg de taille  taille unique  est très faible, prière de regarder les reponses prises dans les questions s07bq07a s07bq07b s07bq07c s07bq08 pour mieux corriger.</w:t>
       </w:r>
     </w:p>
     <w:p>
@@ -4237,6 +4237,27 @@
           <w:sz w:val="20"/>
         </w:rPr>
         <w:t>- La principale source d'approvisionnement en eau du ménage est robinet de l'école et semble exister dans les modalités, prière de prendre attache avec le QG pour plus d'explication afin de la classer bien.</w:t>
+      </w:r>
+    </w:p>
+    <w:p>
+      <w:r>
+        <w:rPr>
+          <w:b/>
+          <w:color w:val="4672C4"/>
+          <w:sz w:val="22"/>
+        </w:rPr>
+        <w:t>&gt;&gt; Section12 - Actifs du menage</w:t>
+      </w:r>
+    </w:p>
+    <w:p>
+      <w:pPr>
+        <w:ind w:left="283"/>
+      </w:pPr>
+      <w:r>
+        <w:rPr>
+          <w:sz w:val="20"/>
+        </w:rPr>
+        <w:t>- Attention ! Radio simple/Radiocassette a été achété à 3000 Fcfa est relativement faible par rapport aux autres prix d'achat observés dans cette zone. Prière de corriger ou de confirmer avec le QG.</w:t>
       </w:r>
     </w:p>
     <w:p>
@@ -4821,7 +4842,7 @@
         <w:rPr>
           <w:sz w:val="20"/>
         </w:rPr>
-        <w:t>- La dernière fois que vous avez acheté Citron est c'est pas payé et semble exister dans les modalités, prière de prendre attache avec le QG pour plus d'explication afin de la classer bien.  La dernière fois que vous avez acheté Fruit de baobab (pain de singe) est produits de la maison et semble exister dans les modalités, prière de prendre attache avec le QG pour plus d'explication afin de la classer bien.  La dernière fois que vous avez acheté Goyave est produit de la maison et semble exister dans les modalités, prière de prendre attache avec le QG pour plus d'explication afin de la classer bien.  La dernière fois que vous avez acheté Lait caillé est maison voisine et semble exister dans les modalités, prière de prendre attache avec le QG pour plus d'explication afin de la classer bien.  La dernière fois que vous avez acheté Papaye est offerte par un ami et semble exister dans les modalités, prière de prendre attache avec le QG pour plus d'explication afin de la classer bien.  La dernière fois que vous avez acheté Taro est à l’école et semble exister dans les modalités, prière de prendre attache avec le QG pour plus d'explication afin de la classer bien. Avertissement!! le prix unitaire (100 Fcfa) de Thé en sachet (unité: Sachets) de taille Petit est très faible ou élevé. Prière de corriger ou de confirmer avec le QG. Avertissement!!! Le ménage a consommé 10 Pièce Petit de Caramel, bonbons, confiseries, etc., cette quantité semble anormale pour une consommation des 7 derniers jours.Prière de corriger ou de confirmer avec le QG. Avertissement!!! Le ménage a consommé 14 Sachets Petit de Sucre en poudre , cette quantité semble anormale pour une consommation des 7 derniers jours.Prière de corriger ou de confirmer avec le QG. Incohérence!! Dans ce ménage, chaque individus consomme par jour 1.35119 Kg  de cereale; Prière de revoir les quantités prises de ces produits. Incohérence!! Dans ce ménage, chaque individus consomme par jour 1.35119 Kg  de cereale; Prière de revoir les quantités prises de ces produits. Le prix d'achat unitaire (1 Fcfa) de Vinaigre de vin en Verre ( à thé) de taille taille unique  est invraisemblable, prière de regarder les reponses prises dans les questions s07bq07a s07bq07b s07bq07c s07bq08 pour mieux corriger.</w:t>
+        <w:t>- La dernière fois que vous avez acheté Citron est c'est pas payé et semble exister dans les modalités, prière de prendre attache avec le QG pour plus d'explication afin de la classer bien.  La dernière fois que vous avez acheté Fruit de baobab (pain de singe) est produits de la maison et semble exister dans les modalités, prière de prendre attache avec le QG pour plus d'explication afin de la classer bien.  La dernière fois que vous avez acheté Goyave est produit de la maison et semble exister dans les modalités, prière de prendre attache avec le QG pour plus d'explication afin de la classer bien.  La dernière fois que vous avez acheté Lait caillé est maison voisine et semble exister dans les modalités, prière de prendre attache avec le QG pour plus d'explication afin de la classer bien.  La dernière fois que vous avez acheté Papaye est offerte par un ami et semble exister dans les modalités, prière de prendre attache avec le QG pour plus d'explication afin de la classer bien.  La dernière fois que vous avez acheté Taro est à l’école et semble exister dans les modalités, prière de prendre attache avec le QG pour plus d'explication afin de la classer bien. Avertissement!! le prix unitaire (100 Fcfa) de Thé en sachet (unité: Sachets) de taille Petit est très faible ou élevé. Prière de corriger ou de confirmer avec le QG. Avertissement!!! Le ménage a consommé 10 Pièce Petit de Caramel, bonbons, confiseries, etc., cette quantité semble anormale pour une consommation des 7 derniers jours.Prière de corriger ou de confirmer avec le QG. Avertissement!!! Le ménage a consommé 14 Sachets Petit de Sucre en poudre , cette quantité semble anormale pour une consommation des 7 derniers jours.Prière de corriger ou de confirmer avec le QG. Incohérence!! Dans ce ménage, chaque individus consomme par jour 1.735119 Kg  de cereale; Prière de revoir les quantités prises de ces produits. Incohérence!! Dans ce ménage, chaque individus consomme par jour 1.735119 Kg  de cereale; Prière de revoir les quantités prises de ces produits. Le prix d'achat unitaire (1 Fcfa) de Vinaigre de vin en Verre ( à thé) de taille taille unique  est invraisemblable, prière de regarder les reponses prises dans les questions s07bq07a s07bq07b s07bq07c s07bq08 pour mieux corriger.</w:t>
       </w:r>
     </w:p>
     <w:p>
@@ -4930,6 +4951,8 @@
         <w:rPr>
           <w:sz w:val="20"/>
         </w:rPr>
+        <w:t xml:space="preserve">- Attention ! Radio simple/Radiocassette a été achété à 3000 Fcfa est relativement faible par rapport aux autres prix d'achat observés dans cette zone. Prière de corriger ou de confirmer avec le QG. </w:t>
+        <w:br/>
         <w:t>- Avertissement !! L'âge de l'article  Lit dans ce ménages est très élevé (30), prière de corriger ou confirmer avec le QG.</w:t>
       </w:r>
     </w:p>
@@ -5470,7 +5493,7 @@
         <w:rPr>
           <w:sz w:val="20"/>
         </w:rPr>
-        <w:t>- Attention ! Le prix unitaire d'achat (100 Fcfa) de Concentré de tomate en Sachets industriel (Moyen) est relativement faible par rapport aux autres prix observés dans cette zone. Prière de corriger ou de confirmer avec le QG. Attention ! Le prix unitaire d'achat (1000 Fcfa) de Capitaine frais en Tas (Moyen) est relativement élevé par rapport aux autres prix observés dans cette zone. Prière de corriger ou de confirmer avec le QG. Attention ! Le prix unitaire d'achat (200 Fcfa) de Sucre en poudre  en Sachets (Petit) est relativement élevé par rapport aux autres prix observés dans cette zone. Prière de corriger ou de confirmer avec le QG. Attention ! Le prix unitaire d'achat (50 Fcfa) de Feuilles de  Haricot en Tas (Moyen) est relativement faible par rapport aux autres prix observés dans cette zone. Prière de corriger ou de confirmer avec le QG. Avertissement!! le prix unitaire (125 Fcfa) de Thé en sachet (unité: Sachets) de taille Petit est très faible ou élevé. Prière de corriger ou de confirmer avec le QG. Incohérence!! Dans ce ménage, chaque individus consomme par jour .5142857 Kg  de cereale; Prière de revoir les quantités prises de ces produits. Incohérence!! Dans ce ménage, chaque individus consomme par jour .5142857 Kg  de cereale; Prière de revoir les quantités prises de ces produits. Le prix d'achat unitaire (1 Fcfa) de Ail en Morceau (Portion) de taille Petit  est invraisemblable, prière de regarder les reponses prises dans les questions s07bq07a s07bq07b s07bq07c s07bq08 pour mieux corriger. Le prix d'achat unitaire (1 Fcfa) de Choux en Pièce de taille Petit  est invraisemblable, prière de regarder les reponses prises dans les questions s07bq07a s07bq07b s07bq07c s07bq08 pour mieux corriger. Le prix d'achat unitaire (1500 Fcfa) de Sel en Sac (10 Kg) de taille taille unique est très faible, prière de regarder les reponses prises dans les questions s07bq07a s07bq07b s07bq07c s07bq08 pour mieux corriger.</w:t>
+        <w:t>- Attention ! Le prix unitaire d'achat (100 Fcfa) de Concentré de tomate en Sachets industriel (Moyen) est relativement faible par rapport aux autres prix observés dans cette zone. Prière de corriger ou de confirmer avec le QG. Attention ! Le prix unitaire d'achat (1000 Fcfa) de Capitaine frais en Tas (Moyen) est relativement élevé par rapport aux autres prix observés dans cette zone. Prière de corriger ou de confirmer avec le QG. Attention ! Le prix unitaire d'achat (200 Fcfa) de Sucre en poudre  en Sachets (Petit) est relativement élevé par rapport aux autres prix observés dans cette zone. Prière de corriger ou de confirmer avec le QG. Attention ! Le prix unitaire d'achat (50 Fcfa) de Feuilles de  Haricot en Tas (Moyen) est relativement faible par rapport aux autres prix observés dans cette zone. Prière de corriger ou de confirmer avec le QG. Attention ! Le prix unitaire d'achat (50 Fcfa) de Poivre en Sachets (Moyen) est relativement faible par rapport aux autres prix observés dans cette zone. Prière de corriger ou de confirmer avec le QG. Avertissement!! le prix unitaire (125 Fcfa) de Thé en sachet (unité: Sachets) de taille Petit est très faible ou élevé. Prière de corriger ou de confirmer avec le QG. Attention ! Le prix unitaire d'achat (125 Fcfa) de Thé en sachet en Sachets (Petit) est relativement élevé par rapport aux autres prix observés dans cette zone. Prière de corriger ou de confirmer avec le QG. Incohérence!! Dans ce ménage, chaque individus consomme par jour .5142857 Kg  de cereale; Prière de revoir les quantités prises de ces produits. Incohérence!! Dans ce ménage, chaque individus consomme par jour .5142857 Kg  de cereale; Prière de revoir les quantités prises de ces produits. Le prix d'achat unitaire (1 Fcfa) de Ail en Morceau (Portion) de taille Petit  est invraisemblable, prière de regarder les reponses prises dans les questions s07bq07a s07bq07b s07bq07c s07bq08 pour mieux corriger. Le prix d'achat unitaire (1 Fcfa) de Choux en Pièce de taille Petit  est invraisemblable, prière de regarder les reponses prises dans les questions s07bq07a s07bq07b s07bq07c s07bq08 pour mieux corriger. Attention ! Le prix unitaire d'achat (1 Fcfa) de Choux en Pièce (Petit) est relativement faible par rapport aux autres prix observés dans cette zone. Prière de corriger ou de confirmer avec le QG. Le prix d'achat unitaire (1500 Fcfa) de Sel en Sac (10 Kg) de taille taille unique est très faible, prière de regarder les reponses prises dans les questions s07bq07a s07bq07b s07bq07c s07bq08 pour mieux corriger.</w:t>
       </w:r>
     </w:p>
     <w:p>
@@ -5604,8 +5627,6 @@
         <w:rPr>
           <w:sz w:val="20"/>
         </w:rPr>
-        <w:t xml:space="preserve">- Attention ! Houe asine a été revendu à 50000 Fcfa qui est relativement élevé par rapport aux autres prix de revente observés dans cette zone. Prière de corriger ou de confirmer avec le QG. </w:t>
-        <w:br/>
         <w:t xml:space="preserve">- Attention ! Houe/daba/hilaire a été achété à 7500 Fcfa est relativement élevé par rapport aux autres prix d'achat observés dans cette zone. Prière de corriger ou de confirmer avec le QG. Attention ! Houe/daba/hilaire a été revendu à 7500 Fcfa qui est relativement élevé par rapport aux autres prix de revente observés dans cette zone. Prière de corriger ou de confirmer avec le QG. </w:t>
         <w:br/>
         <w:t>- Attention ! Machette a été revendu à 2500 Fcfa qui est relativement élevé par rapport aux autres prix de revente observés dans cette zone. Prière de corriger ou de confirmer avec le QG.</w:t>
@@ -5988,7 +6009,7 @@
         <w:rPr>
           <w:sz w:val="20"/>
         </w:rPr>
-        <w:t>- La dernière fois que vous avez acheté Lait caillé est chez le voisin et semble exister dans les modalités, prière de prendre attache avec le QG pour plus d'explication afin de la classer bien. Attention ! Le prix unitaire d'achat (150 Fcfa) de Lait en poudre en Sachets (Petit) est relativement élevé par rapport aux autres prix observés dans cette zone. Prière de corriger ou de confirmer avec le QG. Avertissement!! La quantité (1.12) de Arachides pilées en Kg qui provient de la production du ménage et celle reçue en cadeau depasse la quantité consommée, prière de verifier et corriger. Incohérence!! Dans ce ménage, chaque individus consomme par jour .6666667 Kg  de cereale; Prière de revoir les quantités prises de ces produits. Incohérence!! Dans ce ménage, chaque individus consomme par jour .6666667 Kg  de cereale; Prière de revoir les quantités prises de ces produits. Incohérence!! Dans ce ménage, chaque individus consomme par jour .6666667 Kg  de cereale; Prière de revoir les quantités prises de ces produits.</w:t>
+        <w:t>- La dernière fois que vous avez acheté Lait caillé est chez le voisin et semble exister dans les modalités, prière de prendre attache avec le QG pour plus d'explication afin de la classer bien. Avertissement!! La quantité (1.12) de Arachides pilées en Kg qui provient de la production du ménage et celle reçue en cadeau depasse la quantité consommée, prière de verifier et corriger. Incohérence!! Dans ce ménage, chaque individus consomme par jour .6666667 Kg  de cereale; Prière de revoir les quantités prises de ces produits. Incohérence!! Dans ce ménage, chaque individus consomme par jour .6666667 Kg  de cereale; Prière de revoir les quantités prises de ces produits. Incohérence!! Dans ce ménage, chaque individus consomme par jour .6666667 Kg  de cereale; Prière de revoir les quantités prises de ces produits.</w:t>
       </w:r>
     </w:p>
     <w:p>
@@ -7039,7 +7060,7 @@
         <w:br/>
         <w:t xml:space="preserve">- Attention ! Vous avez déclaré en s01q00 que le répondant est la personne elle-même, or oumar thierno Seydi est trop jeune (1 ans) pour fournir des informations correctes. Prière de refaire la section 1 pour oumar thierno Seydi en demandant à un adulte de répondre aux questions à sa place. </w:t>
         <w:br/>
-        <w:t xml:space="preserve">- Incoherence! La mère de Mountaca  Seydi est trop jeune ou vielle pour avoir Mountaca  Seydi selon l'écart (12) d'âge entre lui et sa mère, prière de revoir l'âge de Mountaca  Seydi ou de sa mère. Dans le cas contraire rassurez vous que c'est bien son fils/fille biologique. Attention ! Le montant (6000 Fcfa) dépensé ou reçu en cadeau pour les cartes prépayées, les transferts de crédit et les abonnements de  Mountaca  Seydi est relativement élevé par rapport aux autres montants depansés observés dans cette zone. Prière de corriger ou de confirmer avec le QG. </w:t>
+        <w:t xml:space="preserve">- Incoherence! La mère de Mountaca  Seydi est trop jeune ou vielle pour avoir Mountaca  Seydi selon l'écart (12) d'âge entre lui et sa mère, prière de revoir l'âge de Mountaca  Seydi ou de sa mère. Dans le cas contraire rassurez vous que c'est bien son fils/fille biologique. Attention ! Le montant (6000 Fcfa) dépensé ou reçu en cadeau pour les cartes prépayées, les transferts de crédit et les abonnements de  Mountaca  Seydi est relativement élevé par rapport aux autres montants depansés observés dans cette zone. Prière de corriger ou de confirmer avec le QG. Attention ! Le montant (4000 Fcfa) dépensé ou reçu en cadeau pour les recharges internet ou de forfaits de données mobiles(hors appels vocaux), aucours des 30 derniers jours de  Mountaca  Seydi est relativement élevé par rapport aux autres montants depansés observés dans cette zone. Prière de corriger ou de confirmer avec le QG. </w:t>
         <w:br/>
         <w:t xml:space="preserve">- Incoherence! Ousmane Seydi dispose d'un téléphone portable à s01q39, donc la raison évoquée ne peut pas être (ne dispose pas d'appareil). Attention ! Vous avez déclaré en s01q00 que le répondant est la personne elle-même, or Ousmane Seydi est trop jeune (10 ans) pour fournir des informations correctes. Prière de refaire la section 1 pour Ousmane Seydi en demandant à un adulte de répondre aux questions à sa place. </w:t>
         <w:br/>
@@ -7076,7 +7097,7 @@
         <w:br/>
         <w:t xml:space="preserve">- Peu probable! HOUSSEYNATOU Balde  n'arrive pas  à comprendre un petit texte lu dans une langue locale (s02q03). Veuillez corriger ou donner des explications au QG. Avertissement!! HOUSSEYNATOU Balde qui sait écrire en français doit pouvoir lire en français. </w:t>
         <w:br/>
-        <w:t xml:space="preserve">- Peu probable! Ibrahima Seydi  n'arrive pas  à comprendre un petit texte lu dans une langue locale (s02q03). Veuillez corriger ou donner des explications au QG. </w:t>
+        <w:t xml:space="preserve">- Peu probable! Ibrahima Seydi  n'arrive pas  à comprendre un petit texte lu dans une langue locale (s02q03). Veuillez corriger ou donner des explications au QG. Attention ! Le frais de scolarité (7000 Fcfa) de Ibrahima Seydi en 5ème année de Primaire est relativement élevé par rapport aux autres frais de scolarités observés dans cette zone. Prière de corriger ou de confirmer avec le QG. </w:t>
         <w:br/>
         <w:t xml:space="preserve">- Peu probable! Mountaca  Seydi  n'arrive pas  à comprendre un petit texte lu dans une langue locale (s02q03). Veuillez corriger ou donner des explications au QG. La raison principale que Mountaca  Seydi n'a pas fait des études dans une école formelle est école coranique et semble exister dans les modalités, prière de prendre attache avec le QG pour plus d'explication afin de la classer bien. </w:t>
         <w:br/>
@@ -7140,7 +7161,7 @@
         <w:rPr>
           <w:sz w:val="20"/>
         </w:rPr>
-        <w:t>- La dernière fois que vous avez acheté Beignets de farine de boulangerie est à l’école et semble exister dans les modalités, prière de prendre attache avec le QG pour plus d'explication afin de la classer bien.  La dernière fois que vous avez acheté Beignets de maïs, mil, haricot est à l’école et semble exister dans les modalités, prière de prendre attache avec le QG pour plus d'explication afin de la classer bien.  La dernière fois que vous avez acheté Lait caillé est maison voisine et semble exister dans les modalités, prière de prendre attache avec le QG pour plus d'explication afin de la classer bien. Attention ! Le prix unitaire d'achat (100 Fcfa) de Capitaine frais en Tas (Moyen) est relativement faible par rapport aux autres prix observés dans cette zone. Prière de corriger ou de confirmer avec le QG. Avertissement!! le prix unitaire (100 Fcfa) de Thé en sachet (unité: Sachets) de taille Petit est très faible ou élevé. Prière de corriger ou de confirmer avec le QG. Avertissement!!! Le ménage a consommé 16 Sachets Petit de Sucre en poudre , cette quantité semble anormale pour une consommation des 7 derniers jours.Prière de corriger ou de confirmer avec le QG. Incohérence!! Dans ce ménage, chaque individus consomme par jour .8051948 Kg  de cereale; Prière de revoir les quantités prises de ces produits. Incohérence!! Dans ce ménage, chaque individus consomme par jour .8051948 Kg  de cereale; Prière de revoir les quantités prises de ces produits. Le prix d'achat unitaire (1 Fcfa) de Poireau en Tas de taille Petit  est invraisemblable, prière de regarder les reponses prises dans les questions s07bq07a s07bq07b s07bq07c s07bq08 pour mieux corriger. Attention ! Le prix unitaire d'achat (1 Fcfa) de Poireau en Tas (Petit) est relativement faible par rapport aux autres prix observés dans cette zone. Prière de corriger ou de confirmer avec le QG.</w:t>
+        <w:t>- La dernière fois que vous avez acheté Beignets de farine de boulangerie est à l’école et semble exister dans les modalités, prière de prendre attache avec le QG pour plus d'explication afin de la classer bien.  La dernière fois que vous avez acheté Beignets de maïs, mil, haricot est à l’école et semble exister dans les modalités, prière de prendre attache avec le QG pour plus d'explication afin de la classer bien.  La dernière fois que vous avez acheté Lait caillé est maison voisine et semble exister dans les modalités, prière de prendre attache avec le QG pour plus d'explication afin de la classer bien. Attention ! Le prix unitaire d'achat (100 Fcfa) de Capitaine frais en Tas (Moyen) est relativement faible par rapport aux autres prix observés dans cette zone. Prière de corriger ou de confirmer avec le QG. Avertissement!! le prix unitaire (100 Fcfa) de Thé en sachet (unité: Sachets) de taille Petit est très faible ou élevé. Prière de corriger ou de confirmer avec le QG. Avertissement!!! Le ménage a consommé 16 Sachets Petit de Sucre en poudre , cette quantité semble anormale pour une consommation des 7 derniers jours.Prière de corriger ou de confirmer avec le QG. Incohérence!! Dans ce ménage, chaque individus consomme par jour 1.577922 Kg  de cereale; Prière de revoir les quantités prises de ces produits. Incohérence!! Dans ce ménage, chaque individus consomme par jour 1.577922 Kg  de cereale; Prière de revoir les quantités prises de ces produits. Le prix d'achat unitaire (1 Fcfa) de Poireau en Tas de taille Petit  est invraisemblable, prière de regarder les reponses prises dans les questions s07bq07a s07bq07b s07bq07c s07bq08 pour mieux corriger. Attention ! Le prix unitaire d'achat (1 Fcfa) de Poireau en Tas (Petit) est relativement faible par rapport aux autres prix observés dans cette zone. Prière de corriger ou de confirmer avec le QG.</w:t>
       </w:r>
     </w:p>
     <w:p>
@@ -7227,6 +7248,27 @@
           <w:sz w:val="20"/>
         </w:rPr>
         <w:t>- Le temps mis (en heure et en minute) pour s'approvisionner en eau de boisson une fois à la source est  5 fois plus élevé que le temps mis (en minutes) pour se rendre à la principale source d'approvisionnement en eau de boisson, prière de corriger. Avertissement!! Le temps cela prend au ménage (en minutes) pour s’approvisionner (acheter/ramasser) cette source d’énergie semble élevé ou égal à 0, prière de corriger ou confirmer avec le QG.</w:t>
+      </w:r>
+    </w:p>
+    <w:p>
+      <w:r>
+        <w:rPr>
+          <w:b/>
+          <w:color w:val="4672C4"/>
+          <w:sz w:val="22"/>
+        </w:rPr>
+        <w:t>&gt;&gt; Section12 - Actifs du menage</w:t>
+      </w:r>
+    </w:p>
+    <w:p>
+      <w:pPr>
+        <w:ind w:left="283"/>
+      </w:pPr>
+      <w:r>
+        <w:rPr>
+          <w:sz w:val="20"/>
+        </w:rPr>
+        <w:t>- Attention ! Radio simple/Radiocassette a été achété à 3000 Fcfa est relativement faible par rapport aux autres prix d'achat observés dans cette zone. Prière de corriger ou de confirmer avec le QG.</w:t>
       </w:r>
     </w:p>
     <w:p>
@@ -7706,7 +7748,7 @@
         <w:rPr>
           <w:sz w:val="20"/>
         </w:rPr>
-        <w:t xml:space="preserve">- Peu probable! Anssata Baldé  n'arrive pas  à comprendre un petit texte lu dans une langue locale (s02q03). Veuillez corriger ou donner des explications au QG. Avertissement!! Anssata Baldé fréquente au minimum la troisième année de fondamental 1 mais ne sait pas écrire, prière de corriger ou confirmer avec le QG. Avertissement!! Anssata Baldé qui sait écrire en français doit pouvoir lire en français. </w:t>
+        <w:t xml:space="preserve">- Peu probable! Anssata Baldé  n'arrive pas  à comprendre un petit texte lu dans une langue locale (s02q03). Veuillez corriger ou donner des explications au QG. Avertissement!! Anssata Baldé fréquente au minimum la troisième année de fondamental 1 mais ne sait pas écrire, prière de corriger ou confirmer avec le QG. Avertissement!! Anssata Baldé qui sait écrire en français doit pouvoir lire en français. Attention ! Le frais de scolarité (5000 Fcfa) de Anssata Baldé en 5ème année de Primaire est relativement élevé par rapport aux autres frais de scolarités observés dans cette zone. Prière de corriger ou de confirmer avec le QG. </w:t>
         <w:br/>
         <w:t xml:space="preserve">- Peu probable! Diabou Baldé  n'arrive pas  à comprendre un petit texte lu dans une langue locale (s02q03). Veuillez corriger ou donner des explications au QG. Peu probable! Diabou Baldé  ne sait ni lire, ni écrire, ni comprendre dans aucune des langues  (s02q01,s02q02,s02q03). Veuillez corriger ou donner des explications au QG. </w:t>
         <w:br/>
@@ -7716,7 +7758,7 @@
         <w:br/>
         <w:t xml:space="preserve">- Peu probable! Mariama Mballo  n'arrive pas  à comprendre un petit texte lu dans une langue locale (s02q03). Veuillez corriger ou donner des explications au QG. </w:t>
         <w:br/>
-        <w:t>- Peu probable! Sambel Baldé  n'arrive pas  à comprendre un petit texte lu dans une langue locale (s02q03). Veuillez corriger ou donner des explications au QG.</w:t>
+        <w:t>- Peu probable! Sambel Baldé  n'arrive pas  à comprendre un petit texte lu dans une langue locale (s02q03). Veuillez corriger ou donner des explications au QG. Attention ! Le frais de scolarité (5000 Fcfa) de Sambel Baldé en 6ème année de Primaire est relativement élevé par rapport aux autres frais de scolarités observés dans cette zone. Prière de corriger ou de confirmer avec le QG.</w:t>
       </w:r>
     </w:p>
     <w:p>
@@ -7785,7 +7827,7 @@
         <w:rPr>
           <w:sz w:val="20"/>
         </w:rPr>
-        <w:t>- La dernière fois que vous avez acheté Capitaine frais est ménage voisine et semble exister dans les modalités, prière de prendre attache avec le QG pour plus d'explication afin de la classer bien.  La dernière fois que vous avez acheté Poisson frais type 11 est ménage voisin et semble exister dans les modalités, prière de prendre attache avec le QG pour plus d'explication afin de la classer bien. Attention ! Le prix unitaire d'achat (25 Fcfa) de Poivre en Sachets (Petit) est relativement faible par rapport aux autres prix observés dans cette zone. Prière de corriger ou de confirmer avec le QG. Attention ! Le prix unitaire d'achat (300 Fcfa) de Sucre en poudre  en Sachets (Moyen) est relativement élevé par rapport aux autres prix observés dans cette zone. Prière de corriger ou de confirmer avec le QG. Avertissement!!! Le ménage a consommé 7 Paquet Petit de Thé en sachet, cette quantité semble anormale pour une consommation des 7 derniers jours.Prière de corriger ou de confirmer avec le QG. Avertissement!! le prix unitaire (100 Fcfa) de Thé en sachet (unité: Paquet) de taille Petit est très faible ou élevé. Prière de corriger ou de confirmer avec le QG. Incohérence!! Dans ce ménage, chaque individus consomme par jour 1.452381 Kg  de cereale; Prière de revoir les quantités prises de ces produits. Incohérence!! Dans ce ménage, chaque individus consomme par jour 1.452381 Kg  de cereale; Prière de revoir les quantités prises de ces produits.</w:t>
+        <w:t>- La dernière fois que vous avez acheté Capitaine frais est ménage voisine et semble exister dans les modalités, prière de prendre attache avec le QG pour plus d'explication afin de la classer bien.  La dernière fois que vous avez acheté Poisson frais type 11 est ménage voisin et semble exister dans les modalités, prière de prendre attache avec le QG pour plus d'explication afin de la classer bien. Attention ! Le prix unitaire d'achat (25 Fcfa) de Poivre en Sachets (Petit) est relativement faible par rapport aux autres prix observés dans cette zone. Prière de corriger ou de confirmer avec le QG. Attention ! Le prix unitaire d'achat (300 Fcfa) de Sucre en poudre  en Sachets (Moyen) est relativement élevé par rapport aux autres prix observés dans cette zone. Prière de corriger ou de confirmer avec le QG. Avertissement!!! Le ménage a consommé 7 Paquet Petit de Thé en sachet, cette quantité semble anormale pour une consommation des 7 derniers jours.Prière de corriger ou de confirmer avec le QG. Avertissement!! le prix unitaire (100 Fcfa) de Thé en sachet (unité: Paquet) de taille Petit est très faible ou élevé. Prière de corriger ou de confirmer avec le QG. Incohérence!! Dans ce ménage, chaque individus consomme par jour 1.619048 Kg  de cereale; Prière de revoir les quantités prises de ces produits. Incohérence!! Dans ce ménage, chaque individus consomme par jour 1.619048 Kg  de cereale; Prière de revoir les quantités prises de ces produits.</w:t>
       </w:r>
     </w:p>
     <w:p>
@@ -7827,8 +7869,6 @@
         <w:rPr>
           <w:sz w:val="20"/>
         </w:rPr>
-        <w:t xml:space="preserve">- Attention ! Matelas simple a été revendu à 60000 Fcfa qui est relativement élevé par rapport aux autres prix de revente observés dans cette zone. Prière de corriger ou de confirmer avec le QG. </w:t>
-        <w:br/>
         <w:t>- Attention ! Téléphone portable a été revendu à 90000 Fcfa qui est relativement élevé par rapport aux autres prix de revente observés dans cette zone. Prière de corriger ou de confirmer avec le QG.</w:t>
       </w:r>
     </w:p>
